--- a/apps/sunum-web/src/assets/assessment-documents/iletisim-engelleri-drama-rubrik.docx
+++ b/apps/sunum-web/src/assets/assessment-documents/iletisim-engelleri-drama-rubrik.docx
@@ -5,94 +5,84 @@
     <w:p>
       <w:pPr>
         <w:pStyle w:val="Title"/>
-        <w:jc w:val="center"/>
+        <w:jc w:val="left"/>
       </w:pPr>
       <w:r>
-        <w:t>Sözlü İletişim Engelleri Drama Performansı Dereceli Puanlama Anahtarı</w:t>
+        <w:rPr>
+          <w:color w:val="1F2937"/>
+          <w:sz w:val="40"/>
+        </w:rPr>
+        <w:t>İletişim Engelleri Konuşma Kontrol Listesi</w:t>
       </w:r>
     </w:p>
     <w:p>
+      <w:pPr>
+        <w:spacing w:after="120"/>
+      </w:pPr>
       <w:r>
         <w:rPr>
-          <w:b/>
+          <w:rFonts w:ascii="Arial" w:hAnsi="Arial"/>
+          <w:color w:val="374151"/>
+          <w:sz w:val="20"/>
         </w:rPr>
-        <w:t xml:space="preserve">Kullanım amacı. </w:t>
-      </w:r>
-      <w:r>
-        <w:t>Bu anahtar, 11. sınıf Türk Dili ve Edebiyatı ders kitabının Bir Diyeceğim Var! temasında, basılı 53–58. sayfalardaki “İletişim Engelleri” performans görevini değerlendirmek için hazırlanmıştır. Kitap, sözlü iletişim engellerini konu alan bir konuşma metninin sınıfta canlandırılmasını ve konu seçimi, içeriğin uygunluğu, özgünlük, dil ve üslup, plan oluşturma, canlandırma becerisi gibi örnek ölçütleri belirtir.</w:t>
+        <w:t>Bu liste, İletişim Engelleri konuşma canlandırmasının hazırlığını ve uygulanmasını ders kitabındaki ölçütlere göre gözlemlemek için kullanılır.</w:t>
       </w:r>
     </w:p>
     <w:p>
+      <w:pPr>
+        <w:spacing w:after="120"/>
+      </w:pPr>
       <w:r>
         <w:rPr>
-          <w:b/>
+          <w:rFonts w:ascii="Arial" w:hAnsi="Arial"/>
+          <w:color w:val="374151"/>
+          <w:sz w:val="20"/>
         </w:rPr>
-        <w:t xml:space="preserve">Kaynak niteliği. </w:t>
-      </w:r>
-      <w:r>
-        <w:t>Bu belge, kitapta belirtilen görev ve örnek ölçütlerden hareketle bu sunum için hazırlanmış öğretmen aracıdır; Millî Eğitim Bakanlığının veya ders kitabının resmî dereceli puanlama anahtarı değildir. Aşağıdaki ağırlıklar ve düzey açıklamaları bu kullanım için yazılmıştır.</w:t>
+        <w:t>Kaynak: 11. sınıf Türk Dili ve Edebiyatı ders kitabı, basılı s.54 (PDF s.55).</w:t>
       </w:r>
     </w:p>
     <w:p>
+      <w:pPr>
+        <w:spacing w:after="120"/>
+      </w:pPr>
       <w:r>
         <w:rPr>
-          <w:b/>
+          <w:rFonts w:ascii="Arial" w:hAnsi="Arial"/>
+          <w:color w:val="374151"/>
+          <w:sz w:val="20"/>
         </w:rPr>
-        <w:t xml:space="preserve">Öğrencinin adı soyadı: </w:t>
-      </w:r>
-      <w:r>
-        <w:t xml:space="preserve">___________________________________   </w:t>
-      </w:r>
-      <w:r>
-        <w:rPr>
-          <w:b/>
-        </w:rPr>
-        <w:t xml:space="preserve">Numarası: </w:t>
-      </w:r>
-      <w:r>
-        <w:t xml:space="preserve">____________   </w:t>
-      </w:r>
-      <w:r>
-        <w:rPr>
-          <w:b/>
-        </w:rPr>
-        <w:t xml:space="preserve">Sınıfı: </w:t>
-      </w:r>
-      <w:r>
-        <w:t>____________</w:t>
+        <w:t>Grup: ______________________________    Sınıf: __________    Tarih: ______________</w:t>
       </w:r>
     </w:p>
     <w:p>
+      <w:pPr>
+        <w:spacing w:after="120"/>
+      </w:pPr>
       <w:r>
         <w:rPr>
-          <w:b/>
+          <w:rFonts w:ascii="Arial" w:hAnsi="Arial"/>
+          <w:color w:val="374151"/>
+          <w:sz w:val="20"/>
         </w:rPr>
-        <w:t xml:space="preserve">Puanlama. </w:t>
-      </w:r>
-      <w:r>
-        <w:t>Her ölçüt için canlandırma ve hazırlıkta görülen kanıta uyan tek bir puan seçiniz. Seçtiğiniz puan, ilgili düzeyin aralığında olmalıdır. Ölçütlerin puanlarını toplayınız; toplam 6–100 puan arasındadır.</w:t>
+        <w:t>Ölçüt karşılandığında Evet sütununu işaretleyin; gözlem ve notlarınızı son sütuna yazın. Bu kontrol listesi puan toplamı içermez.</w:t>
       </w:r>
     </w:p>
     <w:tbl>
       <w:tblPr>
         <w:tblStyle w:val="TableGrid"/>
         <w:tblW w:type="auto" w:w="0"/>
-        <w:jc w:val="center"/>
         <w:tblLayout w:type="fixed"/>
         <w:tblLook w:firstColumn="1" w:firstRow="1" w:lastColumn="0" w:lastRow="0" w:noHBand="0" w:noVBand="1" w:val="04A0"/>
       </w:tblPr>
       <w:tblGrid>
-        <w:gridCol w:w="2568"/>
-        <w:gridCol w:w="2568"/>
-        <w:gridCol w:w="2568"/>
-        <w:gridCol w:w="2568"/>
-        <w:gridCol w:w="2568"/>
-        <w:gridCol w:w="2568"/>
+        <w:gridCol w:w="5136"/>
+        <w:gridCol w:w="5136"/>
+        <w:gridCol w:w="5136"/>
       </w:tblGrid>
       <w:tr>
         <w:tc>
           <w:tcPr>
-            <w:tcW w:type="dxa" w:w="1872"/>
+            <w:tcW w:type="dxa" w:w="7920"/>
             <w:vAlign w:val="center"/>
             <w:shd w:fill="163B5C"/>
           </w:tcPr>
@@ -102,10 +92,10 @@
             </w:pPr>
             <w:r>
               <w:rPr>
-                <w:rFonts w:ascii="Aptos" w:hAnsi="Aptos"/>
+                <w:rFonts w:ascii="Arial" w:hAnsi="Arial"/>
                 <w:b/>
                 <w:color w:val="FFFFFF"/>
-                <w:sz w:val="17"/>
+                <w:sz w:val="20"/>
               </w:rPr>
               <w:t>Ölçüt</w:t>
             </w:r>
@@ -113,7 +103,7 @@
         </w:tc>
         <w:tc>
           <w:tcPr>
-            <w:tcW w:type="dxa" w:w="2736"/>
+            <w:tcW w:type="dxa" w:w="1152"/>
             <w:vAlign w:val="center"/>
             <w:shd w:fill="163B5C"/>
           </w:tcPr>
@@ -123,18 +113,18 @@
             </w:pPr>
             <w:r>
               <w:rPr>
-                <w:rFonts w:ascii="Aptos" w:hAnsi="Aptos"/>
+                <w:rFonts w:ascii="Arial" w:hAnsi="Arial"/>
                 <w:b/>
                 <w:color w:val="FFFFFF"/>
-                <w:sz w:val="17"/>
+                <w:sz w:val="20"/>
               </w:rPr>
-              <w:t>Başlangıç düzeyinde</w:t>
+              <w:t>Evet</w:t>
             </w:r>
           </w:p>
         </w:tc>
         <w:tc>
           <w:tcPr>
-            <w:tcW w:type="dxa" w:w="2736"/>
+            <w:tcW w:type="dxa" w:w="5472"/>
             <w:vAlign w:val="center"/>
             <w:shd w:fill="163B5C"/>
           </w:tcPr>
@@ -144,20 +134,42 @@
             </w:pPr>
             <w:r>
               <w:rPr>
-                <w:rFonts w:ascii="Aptos" w:hAnsi="Aptos"/>
+                <w:rFonts w:ascii="Arial" w:hAnsi="Arial"/>
                 <w:b/>
                 <w:color w:val="FFFFFF"/>
-                <w:sz w:val="17"/>
+                <w:sz w:val="20"/>
               </w:rPr>
-              <w:t>Kabul edilebilir</w:t>
+              <w:t>Gözlem / not</w:t>
+            </w:r>
+          </w:p>
+        </w:tc>
+      </w:tr>
+      <w:tr>
+        <w:tc>
+          <w:tcPr>
+            <w:tcW w:type="dxa" w:w="7920"/>
+            <w:vAlign w:val="center"/>
+            <w:shd w:fill="EEF5F6"/>
+          </w:tcPr>
+          <w:p>
+            <w:pPr>
+              <w:jc w:val="left"/>
+            </w:pPr>
+            <w:r>
+              <w:rPr>
+                <w:rFonts w:ascii="Arial" w:hAnsi="Arial"/>
+                <w:color w:val="1F2937"/>
+                <w:sz w:val="20"/>
+              </w:rPr>
+              <w:t>Konuşmanın konusunu ve amacını belirledi.</w:t>
             </w:r>
           </w:p>
         </w:tc>
         <w:tc>
           <w:tcPr>
-            <w:tcW w:type="dxa" w:w="2736"/>
+            <w:tcW w:type="dxa" w:w="1152"/>
             <w:vAlign w:val="center"/>
-            <w:shd w:fill="163B5C"/>
+            <w:shd w:fill="EEF5F6"/>
           </w:tcPr>
           <w:p>
             <w:pPr>
@@ -165,20 +177,58 @@
             </w:pPr>
             <w:r>
               <w:rPr>
-                <w:rFonts w:ascii="Aptos" w:hAnsi="Aptos"/>
-                <w:b/>
-                <w:color w:val="FFFFFF"/>
-                <w:sz w:val="17"/>
+                <w:rFonts w:ascii="Arial" w:hAnsi="Arial"/>
+                <w:color w:val="1F2937"/>
+                <w:sz w:val="20"/>
               </w:rPr>
-              <w:t>İyi</w:t>
+              <w:t>☐</w:t>
             </w:r>
           </w:p>
         </w:tc>
         <w:tc>
           <w:tcPr>
-            <w:tcW w:type="dxa" w:w="2736"/>
+            <w:tcW w:type="dxa" w:w="5472"/>
             <w:vAlign w:val="center"/>
-            <w:shd w:fill="163B5C"/>
+            <w:shd w:fill="EEF5F6"/>
+          </w:tcPr>
+          <w:p>
+            <w:pPr>
+              <w:jc w:val="left"/>
+            </w:pPr>
+            <w:r>
+              <w:rPr>
+                <w:rFonts w:ascii="Arial" w:hAnsi="Arial"/>
+                <w:color w:val="1F2937"/>
+                <w:sz w:val="20"/>
+              </w:rPr>
+            </w:r>
+          </w:p>
+        </w:tc>
+      </w:tr>
+      <w:tr>
+        <w:tc>
+          <w:tcPr>
+            <w:tcW w:type="dxa" w:w="7920"/>
+            <w:vAlign w:val="center"/>
+          </w:tcPr>
+          <w:p>
+            <w:pPr>
+              <w:jc w:val="left"/>
+            </w:pPr>
+            <w:r>
+              <w:rPr>
+                <w:rFonts w:ascii="Arial" w:hAnsi="Arial"/>
+                <w:color w:val="1F2937"/>
+                <w:sz w:val="20"/>
+              </w:rPr>
+              <w:t>Konuşmanın konusuyla ilgili gerekli gözlem, inceleme ve araştırmalar yaptı.</w:t>
+            </w:r>
+          </w:p>
+        </w:tc>
+        <w:tc>
+          <w:tcPr>
+            <w:tcW w:type="dxa" w:w="1152"/>
+            <w:vAlign w:val="center"/>
           </w:tcPr>
           <w:p>
             <w:pPr>
@@ -186,20 +236,59 @@
             </w:pPr>
             <w:r>
               <w:rPr>
-                <w:rFonts w:ascii="Aptos" w:hAnsi="Aptos"/>
-                <w:b/>
-                <w:color w:val="FFFFFF"/>
-                <w:sz w:val="17"/>
+                <w:rFonts w:ascii="Arial" w:hAnsi="Arial"/>
+                <w:color w:val="1F2937"/>
+                <w:sz w:val="20"/>
               </w:rPr>
-              <w:t>Çok iyi</w:t>
+              <w:t>☐</w:t>
             </w:r>
           </w:p>
         </w:tc>
         <w:tc>
           <w:tcPr>
-            <w:tcW w:type="dxa" w:w="893"/>
+            <w:tcW w:type="dxa" w:w="5472"/>
             <w:vAlign w:val="center"/>
-            <w:shd w:fill="163B5C"/>
+          </w:tcPr>
+          <w:p>
+            <w:pPr>
+              <w:jc w:val="left"/>
+            </w:pPr>
+            <w:r>
+              <w:rPr>
+                <w:rFonts w:ascii="Arial" w:hAnsi="Arial"/>
+                <w:color w:val="1F2937"/>
+                <w:sz w:val="20"/>
+              </w:rPr>
+            </w:r>
+          </w:p>
+        </w:tc>
+      </w:tr>
+      <w:tr>
+        <w:tc>
+          <w:tcPr>
+            <w:tcW w:type="dxa" w:w="7920"/>
+            <w:vAlign w:val="center"/>
+            <w:shd w:fill="EEF5F6"/>
+          </w:tcPr>
+          <w:p>
+            <w:pPr>
+              <w:jc w:val="left"/>
+            </w:pPr>
+            <w:r>
+              <w:rPr>
+                <w:rFonts w:ascii="Arial" w:hAnsi="Arial"/>
+                <w:color w:val="1F2937"/>
+                <w:sz w:val="20"/>
+              </w:rPr>
+              <w:t>Konuşmaya uygun yöntem ve stratejiyi belirledi.</w:t>
+            </w:r>
+          </w:p>
+        </w:tc>
+        <w:tc>
+          <w:tcPr>
+            <w:tcW w:type="dxa" w:w="1152"/>
+            <w:vAlign w:val="center"/>
+            <w:shd w:fill="EEF5F6"/>
           </w:tcPr>
           <w:p>
             <w:pPr>
@@ -207,864 +296,30 @@
             </w:pPr>
             <w:r>
               <w:rPr>
-                <w:rFonts w:ascii="Aptos" w:hAnsi="Aptos"/>
-                <w:b/>
-                <w:color w:val="FFFFFF"/>
-                <w:sz w:val="17"/>
+                <w:rFonts w:ascii="Arial" w:hAnsi="Arial"/>
+                <w:color w:val="1F2937"/>
+                <w:sz w:val="20"/>
               </w:rPr>
-              <w:t>Puan</w:t>
-            </w:r>
-          </w:p>
-        </w:tc>
-      </w:tr>
-      <w:tr>
-        <w:trPr>
-          <w:cantSplit/>
-        </w:trPr>
-        <w:tc>
-          <w:tcPr>
-            <w:tcW w:type="dxa" w:w="1872"/>
-            <w:vAlign w:val="center"/>
-            <w:shd w:fill="E8F0F7"/>
-          </w:tcPr>
-          <w:p>
-            <w:pPr>
-              <w:spacing w:after="20" w:line="240" w:lineRule="auto"/>
-              <w:jc w:val="left"/>
-            </w:pPr>
-            <w:r>
-              <w:rPr>
-                <w:rFonts w:ascii="Aptos" w:hAnsi="Aptos"/>
-                <w:b/>
-                <w:color w:val="163B5C"/>
-                <w:sz w:val="16"/>
-              </w:rPr>
-              <w:t>Konu seçimi</w:t>
-              <w:br/>
-              <w:t>(10 puan)</w:t>
+              <w:t>☐</w:t>
             </w:r>
           </w:p>
         </w:tc>
         <w:tc>
           <w:tcPr>
-            <w:tcW w:type="dxa" w:w="2736"/>
+            <w:tcW w:type="dxa" w:w="5472"/>
             <w:vAlign w:val="center"/>
+            <w:shd w:fill="EEF5F6"/>
           </w:tcPr>
           <w:p>
             <w:pPr>
-              <w:spacing w:after="20" w:line="240" w:lineRule="auto"/>
               <w:jc w:val="left"/>
             </w:pPr>
             <w:r>
               <w:rPr>
-                <w:rFonts w:ascii="Aptos" w:hAnsi="Aptos"/>
-                <w:b/>
-                <w:color w:val="26364A"/>
-                <w:sz w:val="16"/>
+                <w:rFonts w:ascii="Arial" w:hAnsi="Arial"/>
+                <w:color w:val="1F2937"/>
+                <w:sz w:val="20"/>
               </w:rPr>
-              <w:t>1–2 puan</w:t>
-              <w:br/>
-              <w:t>Seçilen konu ile sözlü iletişim engelleri ve görevin amacı arasında anlaşılır bir bağ kurulmamıştır.</w:t>
-            </w:r>
-          </w:p>
-        </w:tc>
-        <w:tc>
-          <w:tcPr>
-            <w:tcW w:type="dxa" w:w="2736"/>
-            <w:vAlign w:val="center"/>
-          </w:tcPr>
-          <w:p>
-            <w:pPr>
-              <w:spacing w:after="20" w:line="240" w:lineRule="auto"/>
-              <w:jc w:val="left"/>
-            </w:pPr>
-            <w:r>
-              <w:rPr>
-                <w:rFonts w:ascii="Aptos" w:hAnsi="Aptos"/>
-                <w:b/>
-                <w:color w:val="26364A"/>
-                <w:sz w:val="16"/>
-              </w:rPr>
-              <w:t>3–5 puan</w:t>
-              <w:br/>
-              <w:t>Konu iletişim engelleriyle kısmen ilişkilidir; amaç ya da kapsam yeterince açık değildir.</w:t>
-            </w:r>
-          </w:p>
-        </w:tc>
-        <w:tc>
-          <w:tcPr>
-            <w:tcW w:type="dxa" w:w="2736"/>
-            <w:vAlign w:val="center"/>
-          </w:tcPr>
-          <w:p>
-            <w:pPr>
-              <w:spacing w:after="20" w:line="240" w:lineRule="auto"/>
-              <w:jc w:val="left"/>
-            </w:pPr>
-            <w:r>
-              <w:rPr>
-                <w:rFonts w:ascii="Aptos" w:hAnsi="Aptos"/>
-                <w:b/>
-                <w:color w:val="26364A"/>
-                <w:sz w:val="16"/>
-              </w:rPr>
-              <w:t>6–8 puan</w:t>
-              <w:br/>
-              <w:t>Konu ve amaç uygundur; canlandırmanın hangi iletişim engelini ele aldığı anlaşılır.</w:t>
-            </w:r>
-          </w:p>
-        </w:tc>
-        <w:tc>
-          <w:tcPr>
-            <w:tcW w:type="dxa" w:w="2736"/>
-            <w:vAlign w:val="center"/>
-          </w:tcPr>
-          <w:p>
-            <w:pPr>
-              <w:spacing w:after="20" w:line="240" w:lineRule="auto"/>
-              <w:jc w:val="left"/>
-            </w:pPr>
-            <w:r>
-              <w:rPr>
-                <w:rFonts w:ascii="Aptos" w:hAnsi="Aptos"/>
-                <w:b/>
-                <w:color w:val="26364A"/>
-                <w:sz w:val="16"/>
-              </w:rPr>
-              <w:t>9–10 puan</w:t>
-              <w:br/>
-              <w:t>Konu odaklı ve ilgi çekicidir; amaç, iletişim engelleri ve canlandırma biçimi güçlü biçimde örtüşür.</w:t>
-            </w:r>
-          </w:p>
-        </w:tc>
-        <w:tc>
-          <w:tcPr>
-            <w:tcW w:type="dxa" w:w="893"/>
-            <w:vAlign w:val="center"/>
-          </w:tcPr>
-          <w:p>
-            <w:pPr>
-              <w:spacing w:after="20" w:line="240" w:lineRule="auto"/>
-              <w:jc w:val="left"/>
-            </w:pPr>
-            <w:r>
-              <w:rPr>
-                <w:rFonts w:ascii="Aptos" w:hAnsi="Aptos"/>
-                <w:b w:val="0"/>
-                <w:color w:val="26364A"/>
-                <w:sz w:val="16"/>
-              </w:rPr>
-              <w:t>_____</w:t>
-            </w:r>
-          </w:p>
-        </w:tc>
-      </w:tr>
-      <w:tr>
-        <w:trPr>
-          <w:cantSplit/>
-        </w:trPr>
-        <w:tc>
-          <w:tcPr>
-            <w:tcW w:type="dxa" w:w="1872"/>
-            <w:vAlign w:val="center"/>
-            <w:shd w:fill="E8F0F7"/>
-          </w:tcPr>
-          <w:p>
-            <w:pPr>
-              <w:spacing w:after="20" w:line="240" w:lineRule="auto"/>
-              <w:jc w:val="left"/>
-            </w:pPr>
-            <w:r>
-              <w:rPr>
-                <w:rFonts w:ascii="Aptos" w:hAnsi="Aptos"/>
-                <w:b/>
-                <w:color w:val="163B5C"/>
-                <w:sz w:val="16"/>
-              </w:rPr>
-              <w:t>İçeriğin uygunluğu</w:t>
-              <w:br/>
-              <w:t>(20 puan)</w:t>
-            </w:r>
-          </w:p>
-        </w:tc>
-        <w:tc>
-          <w:tcPr>
-            <w:tcW w:type="dxa" w:w="2736"/>
-            <w:vAlign w:val="center"/>
-          </w:tcPr>
-          <w:p>
-            <w:pPr>
-              <w:spacing w:after="20" w:line="240" w:lineRule="auto"/>
-              <w:jc w:val="left"/>
-            </w:pPr>
-            <w:r>
-              <w:rPr>
-                <w:rFonts w:ascii="Aptos" w:hAnsi="Aptos"/>
-                <w:b/>
-                <w:color w:val="26364A"/>
-                <w:sz w:val="16"/>
-              </w:rPr>
-              <w:t>1–5 puan</w:t>
-              <w:br/>
-              <w:t>İletişim engelleri belirgin değildir ya da yanlış yansıtılmıştır; olaylar görevin amacına hizmet etmez.</w:t>
-            </w:r>
-          </w:p>
-        </w:tc>
-        <w:tc>
-          <w:tcPr>
-            <w:tcW w:type="dxa" w:w="2736"/>
-            <w:vAlign w:val="center"/>
-          </w:tcPr>
-          <w:p>
-            <w:pPr>
-              <w:spacing w:after="20" w:line="240" w:lineRule="auto"/>
-              <w:jc w:val="left"/>
-            </w:pPr>
-            <w:r>
-              <w:rPr>
-                <w:rFonts w:ascii="Aptos" w:hAnsi="Aptos"/>
-                <w:b/>
-                <w:color w:val="26364A"/>
-                <w:sz w:val="16"/>
-              </w:rPr>
-              <w:t>6–10 puan</w:t>
-              <w:br/>
-              <w:t>Bir iletişim engeli görülür; ancak durum, etkisi veya çözümle ilişkisi kısmen açıklığa kavuşur.</w:t>
-            </w:r>
-          </w:p>
-        </w:tc>
-        <w:tc>
-          <w:tcPr>
-            <w:tcW w:type="dxa" w:w="2736"/>
-            <w:vAlign w:val="center"/>
-          </w:tcPr>
-          <w:p>
-            <w:pPr>
-              <w:spacing w:after="20" w:line="240" w:lineRule="auto"/>
-              <w:jc w:val="left"/>
-            </w:pPr>
-            <w:r>
-              <w:rPr>
-                <w:rFonts w:ascii="Aptos" w:hAnsi="Aptos"/>
-                <w:b/>
-                <w:color w:val="26364A"/>
-                <w:sz w:val="16"/>
-              </w:rPr>
-              <w:t>11–15 puan</w:t>
-              <w:br/>
-              <w:t>İletişim engelleri doğru ve anlaşılır biçimde gösterilir; canlandırmadaki durumlar konuya uygundur.</w:t>
-            </w:r>
-          </w:p>
-        </w:tc>
-        <w:tc>
-          <w:tcPr>
-            <w:tcW w:type="dxa" w:w="2736"/>
-            <w:vAlign w:val="center"/>
-          </w:tcPr>
-          <w:p>
-            <w:pPr>
-              <w:spacing w:after="20" w:line="240" w:lineRule="auto"/>
-              <w:jc w:val="left"/>
-            </w:pPr>
-            <w:r>
-              <w:rPr>
-                <w:rFonts w:ascii="Aptos" w:hAnsi="Aptos"/>
-                <w:b/>
-                <w:color w:val="26364A"/>
-                <w:sz w:val="16"/>
-              </w:rPr>
-              <w:t>16–20 puan</w:t>
-              <w:br/>
-              <w:t>İletişim engelleri, kişiler arasındaki etkileri ve uygun çözüm yolları tutarlı, açık ve ikna edici biçimde işlenir.</w:t>
-            </w:r>
-          </w:p>
-        </w:tc>
-        <w:tc>
-          <w:tcPr>
-            <w:tcW w:type="dxa" w:w="893"/>
-            <w:vAlign w:val="center"/>
-          </w:tcPr>
-          <w:p>
-            <w:pPr>
-              <w:spacing w:after="20" w:line="240" w:lineRule="auto"/>
-              <w:jc w:val="left"/>
-            </w:pPr>
-            <w:r>
-              <w:rPr>
-                <w:rFonts w:ascii="Aptos" w:hAnsi="Aptos"/>
-                <w:b w:val="0"/>
-                <w:color w:val="26364A"/>
-                <w:sz w:val="16"/>
-              </w:rPr>
-              <w:t>_____</w:t>
-            </w:r>
-          </w:p>
-        </w:tc>
-      </w:tr>
-      <w:tr>
-        <w:trPr>
-          <w:cantSplit/>
-        </w:trPr>
-        <w:tc>
-          <w:tcPr>
-            <w:tcW w:type="dxa" w:w="1872"/>
-            <w:vAlign w:val="center"/>
-            <w:shd w:fill="E8F0F7"/>
-          </w:tcPr>
-          <w:p>
-            <w:pPr>
-              <w:spacing w:after="20" w:line="240" w:lineRule="auto"/>
-              <w:jc w:val="left"/>
-            </w:pPr>
-            <w:r>
-              <w:rPr>
-                <w:rFonts w:ascii="Aptos" w:hAnsi="Aptos"/>
-                <w:b/>
-                <w:color w:val="163B5C"/>
-                <w:sz w:val="16"/>
-              </w:rPr>
-              <w:t>Özgünlük</w:t>
-              <w:br/>
-              <w:t>(15 puan)</w:t>
-            </w:r>
-          </w:p>
-        </w:tc>
-        <w:tc>
-          <w:tcPr>
-            <w:tcW w:type="dxa" w:w="2736"/>
-            <w:vAlign w:val="center"/>
-          </w:tcPr>
-          <w:p>
-            <w:pPr>
-              <w:spacing w:after="20" w:line="240" w:lineRule="auto"/>
-              <w:jc w:val="left"/>
-            </w:pPr>
-            <w:r>
-              <w:rPr>
-                <w:rFonts w:ascii="Aptos" w:hAnsi="Aptos"/>
-                <w:b/>
-                <w:color w:val="26364A"/>
-                <w:sz w:val="16"/>
-              </w:rPr>
-              <w:t>1–3 puan</w:t>
-              <w:br/>
-              <w:t>Metin ve canlandırmada gruba ait yorum ya da özgün bir katkı görülmez.</w:t>
-            </w:r>
-          </w:p>
-        </w:tc>
-        <w:tc>
-          <w:tcPr>
-            <w:tcW w:type="dxa" w:w="2736"/>
-            <w:vAlign w:val="center"/>
-          </w:tcPr>
-          <w:p>
-            <w:pPr>
-              <w:spacing w:after="20" w:line="240" w:lineRule="auto"/>
-              <w:jc w:val="left"/>
-            </w:pPr>
-            <w:r>
-              <w:rPr>
-                <w:rFonts w:ascii="Aptos" w:hAnsi="Aptos"/>
-                <w:b/>
-                <w:color w:val="26364A"/>
-                <w:sz w:val="16"/>
-              </w:rPr>
-              <w:t>4–7 puan</w:t>
-              <w:br/>
-              <w:t>Bazı özgün seçimler vardır; ancak bunlar sınırlı kalır veya canlandırmaya yeterince yansımaz.</w:t>
-            </w:r>
-          </w:p>
-        </w:tc>
-        <w:tc>
-          <w:tcPr>
-            <w:tcW w:type="dxa" w:w="2736"/>
-            <w:vAlign w:val="center"/>
-          </w:tcPr>
-          <w:p>
-            <w:pPr>
-              <w:spacing w:after="20" w:line="240" w:lineRule="auto"/>
-              <w:jc w:val="left"/>
-            </w:pPr>
-            <w:r>
-              <w:rPr>
-                <w:rFonts w:ascii="Aptos" w:hAnsi="Aptos"/>
-                <w:b/>
-                <w:color w:val="26364A"/>
-                <w:sz w:val="16"/>
-              </w:rPr>
-              <w:t>8–11 puan</w:t>
-              <w:br/>
-              <w:t>Grup, iletişim engellerini anlatırken konuya uygun özgün örnekler ve yorumlar kullanır.</w:t>
-            </w:r>
-          </w:p>
-        </w:tc>
-        <w:tc>
-          <w:tcPr>
-            <w:tcW w:type="dxa" w:w="2736"/>
-            <w:vAlign w:val="center"/>
-          </w:tcPr>
-          <w:p>
-            <w:pPr>
-              <w:spacing w:after="20" w:line="240" w:lineRule="auto"/>
-              <w:jc w:val="left"/>
-            </w:pPr>
-            <w:r>
-              <w:rPr>
-                <w:rFonts w:ascii="Aptos" w:hAnsi="Aptos"/>
-                <w:b/>
-                <w:color w:val="26364A"/>
-                <w:sz w:val="16"/>
-              </w:rPr>
-              <w:t>12–15 puan</w:t>
-              <w:br/>
-              <w:t>Özgün örnek ve yorumlar belirgindir; seçilen anlatım biçimi canlandırmayı akılda kalıcı kılar.</w:t>
-            </w:r>
-          </w:p>
-        </w:tc>
-        <w:tc>
-          <w:tcPr>
-            <w:tcW w:type="dxa" w:w="893"/>
-            <w:vAlign w:val="center"/>
-          </w:tcPr>
-          <w:p>
-            <w:pPr>
-              <w:spacing w:after="20" w:line="240" w:lineRule="auto"/>
-              <w:jc w:val="left"/>
-            </w:pPr>
-            <w:r>
-              <w:rPr>
-                <w:rFonts w:ascii="Aptos" w:hAnsi="Aptos"/>
-                <w:b w:val="0"/>
-                <w:color w:val="26364A"/>
-                <w:sz w:val="16"/>
-              </w:rPr>
-              <w:t>_____</w:t>
-            </w:r>
-          </w:p>
-        </w:tc>
-      </w:tr>
-      <w:tr>
-        <w:trPr>
-          <w:cantSplit/>
-        </w:trPr>
-        <w:tc>
-          <w:tcPr>
-            <w:tcW w:type="dxa" w:w="1872"/>
-            <w:vAlign w:val="center"/>
-            <w:shd w:fill="E8F0F7"/>
-          </w:tcPr>
-          <w:p>
-            <w:pPr>
-              <w:spacing w:after="20" w:line="240" w:lineRule="auto"/>
-              <w:jc w:val="left"/>
-            </w:pPr>
-            <w:r>
-              <w:rPr>
-                <w:rFonts w:ascii="Aptos" w:hAnsi="Aptos"/>
-                <w:b/>
-                <w:color w:val="163B5C"/>
-                <w:sz w:val="16"/>
-              </w:rPr>
-              <w:t>Dil ve üslup</w:t>
-              <w:br/>
-              <w:t>(20 puan)</w:t>
-            </w:r>
-          </w:p>
-        </w:tc>
-        <w:tc>
-          <w:tcPr>
-            <w:tcW w:type="dxa" w:w="2736"/>
-            <w:vAlign w:val="center"/>
-          </w:tcPr>
-          <w:p>
-            <w:pPr>
-              <w:spacing w:after="20" w:line="240" w:lineRule="auto"/>
-              <w:jc w:val="left"/>
-            </w:pPr>
-            <w:r>
-              <w:rPr>
-                <w:rFonts w:ascii="Aptos" w:hAnsi="Aptos"/>
-                <w:b/>
-                <w:color w:val="26364A"/>
-                <w:sz w:val="16"/>
-              </w:rPr>
-              <w:t>1–5 puan</w:t>
-              <w:br/>
-              <w:t>Söz varlığı, anlatım ve konuşma düzeni iletiyi anlamayı güçleştirir; hedef kitleye uygunluk gözetilmez.</w:t>
-            </w:r>
-          </w:p>
-        </w:tc>
-        <w:tc>
-          <w:tcPr>
-            <w:tcW w:type="dxa" w:w="2736"/>
-            <w:vAlign w:val="center"/>
-          </w:tcPr>
-          <w:p>
-            <w:pPr>
-              <w:spacing w:after="20" w:line="240" w:lineRule="auto"/>
-              <w:jc w:val="left"/>
-            </w:pPr>
-            <w:r>
-              <w:rPr>
-                <w:rFonts w:ascii="Aptos" w:hAnsi="Aptos"/>
-                <w:b/>
-                <w:color w:val="26364A"/>
-                <w:sz w:val="16"/>
-              </w:rPr>
-              <w:t>6–10 puan</w:t>
-              <w:br/>
-              <w:t>İleti genel olarak anlaşılır; ancak dil, üslup veya konuşma akışında belirgin tutarsızlıklar vardır.</w:t>
-            </w:r>
-          </w:p>
-        </w:tc>
-        <w:tc>
-          <w:tcPr>
-            <w:tcW w:type="dxa" w:w="2736"/>
-            <w:vAlign w:val="center"/>
-          </w:tcPr>
-          <w:p>
-            <w:pPr>
-              <w:spacing w:after="20" w:line="240" w:lineRule="auto"/>
-              <w:jc w:val="left"/>
-            </w:pPr>
-            <w:r>
-              <w:rPr>
-                <w:rFonts w:ascii="Aptos" w:hAnsi="Aptos"/>
-                <w:b/>
-                <w:color w:val="26364A"/>
-                <w:sz w:val="16"/>
-              </w:rPr>
-              <w:t>11–15 puan</w:t>
-              <w:br/>
-              <w:t>Dil ve üslup amaca ve dinleyiciye uygundur; konuşma açık ve tutarlı ilerler.</w:t>
-            </w:r>
-          </w:p>
-        </w:tc>
-        <w:tc>
-          <w:tcPr>
-            <w:tcW w:type="dxa" w:w="2736"/>
-            <w:vAlign w:val="center"/>
-          </w:tcPr>
-          <w:p>
-            <w:pPr>
-              <w:spacing w:after="20" w:line="240" w:lineRule="auto"/>
-              <w:jc w:val="left"/>
-            </w:pPr>
-            <w:r>
-              <w:rPr>
-                <w:rFonts w:ascii="Aptos" w:hAnsi="Aptos"/>
-                <w:b/>
-                <w:color w:val="26364A"/>
-                <w:sz w:val="16"/>
-              </w:rPr>
-              <w:t>16–20 puan</w:t>
-              <w:br/>
-              <w:t>Dil ve üslup etkili ve amaca uygundur; sözcük seçimi ve konuşma akışı dinleyicinin ilgisini destekler.</w:t>
-            </w:r>
-          </w:p>
-        </w:tc>
-        <w:tc>
-          <w:tcPr>
-            <w:tcW w:type="dxa" w:w="893"/>
-            <w:vAlign w:val="center"/>
-          </w:tcPr>
-          <w:p>
-            <w:pPr>
-              <w:spacing w:after="20" w:line="240" w:lineRule="auto"/>
-              <w:jc w:val="left"/>
-            </w:pPr>
-            <w:r>
-              <w:rPr>
-                <w:rFonts w:ascii="Aptos" w:hAnsi="Aptos"/>
-                <w:b w:val="0"/>
-                <w:color w:val="26364A"/>
-                <w:sz w:val="16"/>
-              </w:rPr>
-              <w:t>_____</w:t>
-            </w:r>
-          </w:p>
-        </w:tc>
-      </w:tr>
-      <w:tr>
-        <w:trPr>
-          <w:cantSplit/>
-        </w:trPr>
-        <w:tc>
-          <w:tcPr>
-            <w:tcW w:type="dxa" w:w="1872"/>
-            <w:vAlign w:val="center"/>
-            <w:shd w:fill="E8F0F7"/>
-          </w:tcPr>
-          <w:p>
-            <w:pPr>
-              <w:spacing w:after="20" w:line="240" w:lineRule="auto"/>
-              <w:jc w:val="left"/>
-            </w:pPr>
-            <w:r>
-              <w:rPr>
-                <w:rFonts w:ascii="Aptos" w:hAnsi="Aptos"/>
-                <w:b/>
-                <w:color w:val="163B5C"/>
-                <w:sz w:val="16"/>
-              </w:rPr>
-              <w:t>Plan oluşturma</w:t>
-              <w:br/>
-              <w:t>(15 puan)</w:t>
-            </w:r>
-          </w:p>
-        </w:tc>
-        <w:tc>
-          <w:tcPr>
-            <w:tcW w:type="dxa" w:w="2736"/>
-            <w:vAlign w:val="center"/>
-          </w:tcPr>
-          <w:p>
-            <w:pPr>
-              <w:spacing w:after="20" w:line="240" w:lineRule="auto"/>
-              <w:jc w:val="left"/>
-            </w:pPr>
-            <w:r>
-              <w:rPr>
-                <w:rFonts w:ascii="Aptos" w:hAnsi="Aptos"/>
-                <w:b/>
-                <w:color w:val="26364A"/>
-                <w:sz w:val="16"/>
-              </w:rPr>
-              <w:t>1–3 puan</w:t>
-              <w:br/>
-              <w:t>Konu, amaç, hedef kitle, süre veya canlandırma yöntemi için kullanılabilir bir plan oluşturulmamıştır.</w:t>
-            </w:r>
-          </w:p>
-        </w:tc>
-        <w:tc>
-          <w:tcPr>
-            <w:tcW w:type="dxa" w:w="2736"/>
-            <w:vAlign w:val="center"/>
-          </w:tcPr>
-          <w:p>
-            <w:pPr>
-              <w:spacing w:after="20" w:line="240" w:lineRule="auto"/>
-              <w:jc w:val="left"/>
-            </w:pPr>
-            <w:r>
-              <w:rPr>
-                <w:rFonts w:ascii="Aptos" w:hAnsi="Aptos"/>
-                <w:b/>
-                <w:color w:val="26364A"/>
-                <w:sz w:val="16"/>
-              </w:rPr>
-              <w:t>4–7 puan</w:t>
-              <w:br/>
-              <w:t>Planın bazı temel kararları vardır; ancak hedef kitle, süre, yöntem ya da araçlarla ilgili önemli boşluklar kalır.</w:t>
-            </w:r>
-          </w:p>
-        </w:tc>
-        <w:tc>
-          <w:tcPr>
-            <w:tcW w:type="dxa" w:w="2736"/>
-            <w:vAlign w:val="center"/>
-          </w:tcPr>
-          <w:p>
-            <w:pPr>
-              <w:spacing w:after="20" w:line="240" w:lineRule="auto"/>
-              <w:jc w:val="left"/>
-            </w:pPr>
-            <w:r>
-              <w:rPr>
-                <w:rFonts w:ascii="Aptos" w:hAnsi="Aptos"/>
-                <w:b/>
-                <w:color w:val="26364A"/>
-                <w:sz w:val="16"/>
-              </w:rPr>
-              <w:t>8–11 puan</w:t>
-              <w:br/>
-              <w:t>Konu ve amaçla uyumlu plan; hedef kitleyi, süreyi, yöntemi ve gerekli araçları yeterli biçimde belirler.</w:t>
-            </w:r>
-          </w:p>
-        </w:tc>
-        <w:tc>
-          <w:tcPr>
-            <w:tcW w:type="dxa" w:w="2736"/>
-            <w:vAlign w:val="center"/>
-          </w:tcPr>
-          <w:p>
-            <w:pPr>
-              <w:spacing w:after="20" w:line="240" w:lineRule="auto"/>
-              <w:jc w:val="left"/>
-            </w:pPr>
-            <w:r>
-              <w:rPr>
-                <w:rFonts w:ascii="Aptos" w:hAnsi="Aptos"/>
-                <w:b/>
-                <w:color w:val="26364A"/>
-                <w:sz w:val="16"/>
-              </w:rPr>
-              <w:t>12–15 puan</w:t>
-              <w:br/>
-              <w:t>Planın kararları birbiriyle uyumludur; mekân, teknik koşullar ve olası engeller önceden gözetilmiştir.</w:t>
-            </w:r>
-          </w:p>
-        </w:tc>
-        <w:tc>
-          <w:tcPr>
-            <w:tcW w:type="dxa" w:w="893"/>
-            <w:vAlign w:val="center"/>
-          </w:tcPr>
-          <w:p>
-            <w:pPr>
-              <w:spacing w:after="20" w:line="240" w:lineRule="auto"/>
-              <w:jc w:val="left"/>
-            </w:pPr>
-            <w:r>
-              <w:rPr>
-                <w:rFonts w:ascii="Aptos" w:hAnsi="Aptos"/>
-                <w:b w:val="0"/>
-                <w:color w:val="26364A"/>
-                <w:sz w:val="16"/>
-              </w:rPr>
-              <w:t>_____</w:t>
-            </w:r>
-          </w:p>
-        </w:tc>
-      </w:tr>
-      <w:tr>
-        <w:trPr>
-          <w:cantSplit/>
-        </w:trPr>
-        <w:tc>
-          <w:tcPr>
-            <w:tcW w:type="dxa" w:w="1872"/>
-            <w:vAlign w:val="center"/>
-            <w:shd w:fill="E8F0F7"/>
-          </w:tcPr>
-          <w:p>
-            <w:pPr>
-              <w:spacing w:after="20" w:line="240" w:lineRule="auto"/>
-              <w:jc w:val="left"/>
-            </w:pPr>
-            <w:r>
-              <w:rPr>
-                <w:rFonts w:ascii="Aptos" w:hAnsi="Aptos"/>
-                <w:b/>
-                <w:color w:val="163B5C"/>
-                <w:sz w:val="16"/>
-              </w:rPr>
-              <w:t>Canlandırma becerisi</w:t>
-              <w:br/>
-              <w:t>(20 puan)</w:t>
-            </w:r>
-          </w:p>
-        </w:tc>
-        <w:tc>
-          <w:tcPr>
-            <w:tcW w:type="dxa" w:w="2736"/>
-            <w:vAlign w:val="center"/>
-          </w:tcPr>
-          <w:p>
-            <w:pPr>
-              <w:spacing w:after="20" w:line="240" w:lineRule="auto"/>
-              <w:jc w:val="left"/>
-            </w:pPr>
-            <w:r>
-              <w:rPr>
-                <w:rFonts w:ascii="Aptos" w:hAnsi="Aptos"/>
-                <w:b/>
-                <w:color w:val="26364A"/>
-                <w:sz w:val="16"/>
-              </w:rPr>
-              <w:t>1–5 puan</w:t>
-              <w:br/>
-              <w:t>Canlandırmanın akışı izlenemez; söz, ses veya beden dili iletiyi aktarmaya yetmez.</w:t>
-            </w:r>
-          </w:p>
-        </w:tc>
-        <w:tc>
-          <w:tcPr>
-            <w:tcW w:type="dxa" w:w="2736"/>
-            <w:vAlign w:val="center"/>
-          </w:tcPr>
-          <w:p>
-            <w:pPr>
-              <w:spacing w:after="20" w:line="240" w:lineRule="auto"/>
-              <w:jc w:val="left"/>
-            </w:pPr>
-            <w:r>
-              <w:rPr>
-                <w:rFonts w:ascii="Aptos" w:hAnsi="Aptos"/>
-                <w:b/>
-                <w:color w:val="26364A"/>
-                <w:sz w:val="16"/>
-              </w:rPr>
-              <w:t>6–10 puan</w:t>
-              <w:br/>
-              <w:t>Canlandırmanın ana fikri izlenir; ancak akış, sözlü anlatım, beden dili veya grup uyumunda aksaklıklar görülür.</w:t>
-            </w:r>
-          </w:p>
-        </w:tc>
-        <w:tc>
-          <w:tcPr>
-            <w:tcW w:type="dxa" w:w="2736"/>
-            <w:vAlign w:val="center"/>
-          </w:tcPr>
-          <w:p>
-            <w:pPr>
-              <w:spacing w:after="20" w:line="240" w:lineRule="auto"/>
-              <w:jc w:val="left"/>
-            </w:pPr>
-            <w:r>
-              <w:rPr>
-                <w:rFonts w:ascii="Aptos" w:hAnsi="Aptos"/>
-                <w:b/>
-                <w:color w:val="26364A"/>
-                <w:sz w:val="16"/>
-              </w:rPr>
-              <w:t>11–15 puan</w:t>
-              <w:br/>
-              <w:t>Canlandırma anlaşılır ve tutarlıdır; konuşma, beden dili ve grup çalışması görevi destekler.</w:t>
-            </w:r>
-          </w:p>
-        </w:tc>
-        <w:tc>
-          <w:tcPr>
-            <w:tcW w:type="dxa" w:w="2736"/>
-            <w:vAlign w:val="center"/>
-          </w:tcPr>
-          <w:p>
-            <w:pPr>
-              <w:spacing w:after="20" w:line="240" w:lineRule="auto"/>
-              <w:jc w:val="left"/>
-            </w:pPr>
-            <w:r>
-              <w:rPr>
-                <w:rFonts w:ascii="Aptos" w:hAnsi="Aptos"/>
-                <w:b/>
-                <w:color w:val="26364A"/>
-                <w:sz w:val="16"/>
-              </w:rPr>
-              <w:t>16–20 puan</w:t>
-              <w:br/>
-              <w:t>Canlandırma akıcı ve etkileyicidir; söz, ses, beden dili, grup uyumu ve zaman kullanımı iletiyi güçlü biçimde taşır.</w:t>
-            </w:r>
-          </w:p>
-        </w:tc>
-        <w:tc>
-          <w:tcPr>
-            <w:tcW w:type="dxa" w:w="893"/>
-            <w:vAlign w:val="center"/>
-          </w:tcPr>
-          <w:p>
-            <w:pPr>
-              <w:spacing w:after="20" w:line="240" w:lineRule="auto"/>
-              <w:jc w:val="left"/>
-            </w:pPr>
-            <w:r>
-              <w:rPr>
-                <w:rFonts w:ascii="Aptos" w:hAnsi="Aptos"/>
-                <w:b w:val="0"/>
-                <w:color w:val="26364A"/>
-                <w:sz w:val="16"/>
-              </w:rPr>
-              <w:t>_____</w:t>
             </w:r>
           </w:p>
         </w:tc>
@@ -1072,31 +327,27 @@
       <w:tr>
         <w:tc>
           <w:tcPr>
-            <w:tcW w:type="dxa" w:w="12840"/>
-            <w:gridSpan w:val="5"/>
-            <w:shd w:fill="D9E8F2"/>
-            <w:shd w:fill="D9E8F2"/>
-            <w:shd w:fill="D9E8F2"/>
-            <w:shd w:fill="D9E8F2"/>
-            <w:shd w:fill="D9E8F2"/>
+            <w:tcW w:type="dxa" w:w="7920"/>
+            <w:vAlign w:val="center"/>
           </w:tcPr>
           <w:p>
             <w:pPr>
-              <w:jc w:val="right"/>
+              <w:jc w:val="left"/>
             </w:pPr>
             <w:r>
               <w:rPr>
-                <w:b/>
+                <w:rFonts w:ascii="Arial" w:hAnsi="Arial"/>
+                <w:color w:val="1F2937"/>
                 <w:sz w:val="20"/>
               </w:rPr>
-              <w:t>TOPLAM PUAN</w:t>
+              <w:t>Konuşmanın süresini ve hedef kitlenin özelliklerini belirledi.</w:t>
             </w:r>
           </w:p>
         </w:tc>
         <w:tc>
           <w:tcPr>
-            <w:tcW w:type="dxa" w:w="2568"/>
-            <w:shd w:fill="D9E8F2"/>
+            <w:tcW w:type="dxa" w:w="1152"/>
+            <w:vAlign w:val="center"/>
           </w:tcPr>
           <w:p>
             <w:pPr>
@@ -1104,9 +355,209 @@
             </w:pPr>
             <w:r>
               <w:rPr>
-                <w:b/>
+                <w:rFonts w:ascii="Arial" w:hAnsi="Arial"/>
+                <w:color w:val="1F2937"/>
+                <w:sz w:val="20"/>
               </w:rPr>
-              <w:t>____ / 100</w:t>
+              <w:t>☐</w:t>
+            </w:r>
+          </w:p>
+        </w:tc>
+        <w:tc>
+          <w:tcPr>
+            <w:tcW w:type="dxa" w:w="5472"/>
+            <w:vAlign w:val="center"/>
+          </w:tcPr>
+          <w:p>
+            <w:pPr>
+              <w:jc w:val="left"/>
+            </w:pPr>
+            <w:r>
+              <w:rPr>
+                <w:rFonts w:ascii="Arial" w:hAnsi="Arial"/>
+                <w:color w:val="1F2937"/>
+                <w:sz w:val="20"/>
+              </w:rPr>
+            </w:r>
+          </w:p>
+        </w:tc>
+      </w:tr>
+      <w:tr>
+        <w:tc>
+          <w:tcPr>
+            <w:tcW w:type="dxa" w:w="7920"/>
+            <w:vAlign w:val="center"/>
+            <w:shd w:fill="EEF5F6"/>
+          </w:tcPr>
+          <w:p>
+            <w:pPr>
+              <w:jc w:val="left"/>
+            </w:pPr>
+            <w:r>
+              <w:rPr>
+                <w:rFonts w:ascii="Arial" w:hAnsi="Arial"/>
+                <w:color w:val="1F2937"/>
+                <w:sz w:val="20"/>
+              </w:rPr>
+              <w:t>Konuşmayı nasıl ve hangi araçları kullanarak gerçekleştireceğine karar verdi.</w:t>
+            </w:r>
+          </w:p>
+        </w:tc>
+        <w:tc>
+          <w:tcPr>
+            <w:tcW w:type="dxa" w:w="1152"/>
+            <w:vAlign w:val="center"/>
+            <w:shd w:fill="EEF5F6"/>
+          </w:tcPr>
+          <w:p>
+            <w:pPr>
+              <w:jc w:val="center"/>
+            </w:pPr>
+            <w:r>
+              <w:rPr>
+                <w:rFonts w:ascii="Arial" w:hAnsi="Arial"/>
+                <w:color w:val="1F2937"/>
+                <w:sz w:val="20"/>
+              </w:rPr>
+              <w:t>☐</w:t>
+            </w:r>
+          </w:p>
+        </w:tc>
+        <w:tc>
+          <w:tcPr>
+            <w:tcW w:type="dxa" w:w="5472"/>
+            <w:vAlign w:val="center"/>
+            <w:shd w:fill="EEF5F6"/>
+          </w:tcPr>
+          <w:p>
+            <w:pPr>
+              <w:jc w:val="left"/>
+            </w:pPr>
+            <w:r>
+              <w:rPr>
+                <w:rFonts w:ascii="Arial" w:hAnsi="Arial"/>
+                <w:color w:val="1F2937"/>
+                <w:sz w:val="20"/>
+              </w:rPr>
+            </w:r>
+          </w:p>
+        </w:tc>
+      </w:tr>
+      <w:tr>
+        <w:tc>
+          <w:tcPr>
+            <w:tcW w:type="dxa" w:w="7920"/>
+            <w:vAlign w:val="center"/>
+          </w:tcPr>
+          <w:p>
+            <w:pPr>
+              <w:jc w:val="left"/>
+            </w:pPr>
+            <w:r>
+              <w:rPr>
+                <w:rFonts w:ascii="Arial" w:hAnsi="Arial"/>
+                <w:color w:val="1F2937"/>
+                <w:sz w:val="20"/>
+              </w:rPr>
+              <w:t>Mekânın, teknik altyapının, görüntü ve sesin uygunluğunu kontrol etti.</w:t>
+            </w:r>
+          </w:p>
+        </w:tc>
+        <w:tc>
+          <w:tcPr>
+            <w:tcW w:type="dxa" w:w="1152"/>
+            <w:vAlign w:val="center"/>
+          </w:tcPr>
+          <w:p>
+            <w:pPr>
+              <w:jc w:val="center"/>
+            </w:pPr>
+            <w:r>
+              <w:rPr>
+                <w:rFonts w:ascii="Arial" w:hAnsi="Arial"/>
+                <w:color w:val="1F2937"/>
+                <w:sz w:val="20"/>
+              </w:rPr>
+              <w:t>☐</w:t>
+            </w:r>
+          </w:p>
+        </w:tc>
+        <w:tc>
+          <w:tcPr>
+            <w:tcW w:type="dxa" w:w="5472"/>
+            <w:vAlign w:val="center"/>
+          </w:tcPr>
+          <w:p>
+            <w:pPr>
+              <w:jc w:val="left"/>
+            </w:pPr>
+            <w:r>
+              <w:rPr>
+                <w:rFonts w:ascii="Arial" w:hAnsi="Arial"/>
+                <w:color w:val="1F2937"/>
+                <w:sz w:val="20"/>
+              </w:rPr>
+            </w:r>
+          </w:p>
+        </w:tc>
+      </w:tr>
+      <w:tr>
+        <w:tc>
+          <w:tcPr>
+            <w:tcW w:type="dxa" w:w="7920"/>
+            <w:vAlign w:val="center"/>
+            <w:shd w:fill="EEF5F6"/>
+          </w:tcPr>
+          <w:p>
+            <w:pPr>
+              <w:jc w:val="left"/>
+            </w:pPr>
+            <w:r>
+              <w:rPr>
+                <w:rFonts w:ascii="Arial" w:hAnsi="Arial"/>
+                <w:color w:val="1F2937"/>
+                <w:sz w:val="20"/>
+              </w:rPr>
+              <w:t>Konuşmada iletişimin önündeki engelleri ortadan kaldırdı.</w:t>
+            </w:r>
+          </w:p>
+        </w:tc>
+        <w:tc>
+          <w:tcPr>
+            <w:tcW w:type="dxa" w:w="1152"/>
+            <w:vAlign w:val="center"/>
+            <w:shd w:fill="EEF5F6"/>
+          </w:tcPr>
+          <w:p>
+            <w:pPr>
+              <w:jc w:val="center"/>
+            </w:pPr>
+            <w:r>
+              <w:rPr>
+                <w:rFonts w:ascii="Arial" w:hAnsi="Arial"/>
+                <w:color w:val="1F2937"/>
+                <w:sz w:val="20"/>
+              </w:rPr>
+              <w:t>☐</w:t>
+            </w:r>
+          </w:p>
+        </w:tc>
+        <w:tc>
+          <w:tcPr>
+            <w:tcW w:type="dxa" w:w="5472"/>
+            <w:vAlign w:val="center"/>
+            <w:shd w:fill="EEF5F6"/>
+          </w:tcPr>
+          <w:p>
+            <w:pPr>
+              <w:jc w:val="left"/>
+            </w:pPr>
+            <w:r>
+              <w:rPr>
+                <w:rFonts w:ascii="Arial" w:hAnsi="Arial"/>
+                <w:color w:val="1F2937"/>
+                <w:sz w:val="20"/>
+              </w:rPr>
             </w:r>
           </w:p>
         </w:tc>
@@ -1114,7 +565,7 @@
     </w:tbl>
     <w:sectPr>
       <w:pgSz w:w="16848" w:h="11952" w:orient="landscape"/>
-      <w:pgMar w:top="792" w:right="720" w:bottom="792" w:left="720" w:header="720" w:footer="720" w:gutter="0"/>
+      <w:pgMar w:top="648" w:right="720" w:bottom="648" w:left="720" w:header="720" w:footer="720" w:gutter="0"/>
       <w:cols w:space="720"/>
       <w:docGrid w:linePitch="360"/>
     </w:sectPr>
